--- a/Sindhi Muslim/Safari Water Tanker.docx
+++ b/Sindhi Muslim/Safari Water Tanker.docx
@@ -11,7 +11,7 @@
         <mc:AlternateContent>
           <mc:Choice Requires="wpg">
             <w:drawing>
-              <wp:anchor distT="0" distB="0" distL="114300" distR="114300" simplePos="0" relativeHeight="251664384" behindDoc="0" locked="0" layoutInCell="1" allowOverlap="1" wp14:anchorId="12CC6F30" wp14:editId="7D43F982">
+              <wp:anchor distT="0" distB="0" distL="114300" distR="114300" simplePos="0" relativeHeight="251664384" behindDoc="0" locked="0" layoutInCell="1" allowOverlap="1" wp14:anchorId="12CC6F30" wp14:editId="61FE01E1">
                 <wp:simplePos x="0" y="0"/>
                 <wp:positionH relativeFrom="margin">
                   <wp:align>center</wp:align>
@@ -127,7 +127,7 @@
                                     <w:szCs w:val="24"/>
                                     <w:u w:val="single"/>
                                   </w:rPr>
-                                  <w:t>51074</w:t>
+                                  <w:t>510</w:t>
                                 </w:r>
                                 <w:r>
                                   <w:rPr>
@@ -137,7 +137,7 @@
                                     <w:szCs w:val="24"/>
                                     <w:u w:val="single"/>
                                   </w:rPr>
-                                  <w:t>5</w:t>
+                                  <w:t>801</w:t>
                                 </w:r>
                                 <w:r>
                                   <w:rPr>
@@ -369,7 +369,7 @@
                                     <w:szCs w:val="24"/>
                                     <w:u w:val="single"/>
                                   </w:rPr>
-                                  <w:t>51074</w:t>
+                                  <w:t>510</w:t>
                                 </w:r>
                                 <w:r>
                                   <w:rPr>
@@ -379,7 +379,7 @@
                                     <w:szCs w:val="24"/>
                                     <w:u w:val="single"/>
                                   </w:rPr>
-                                  <w:t>6</w:t>
+                                  <w:t>809</w:t>
                                 </w:r>
                                 <w:r>
                                   <w:rPr>
@@ -585,7 +585,7 @@
                               <w:szCs w:val="24"/>
                               <w:u w:val="single"/>
                             </w:rPr>
-                            <w:t>51074</w:t>
+                            <w:t>510</w:t>
                           </w:r>
                           <w:r>
                             <w:rPr>
@@ -595,7 +595,7 @@
                               <w:szCs w:val="24"/>
                               <w:u w:val="single"/>
                             </w:rPr>
-                            <w:t>5</w:t>
+                            <w:t>801</w:t>
                           </w:r>
                           <w:r>
                             <w:rPr>
@@ -763,7 +763,7 @@
                               <w:szCs w:val="24"/>
                               <w:u w:val="single"/>
                             </w:rPr>
-                            <w:t>51074</w:t>
+                            <w:t>510</w:t>
                           </w:r>
                           <w:r>
                             <w:rPr>
@@ -773,7 +773,7 @@
                               <w:szCs w:val="24"/>
                               <w:u w:val="single"/>
                             </w:rPr>
-                            <w:t>6</w:t>
+                            <w:t>809</w:t>
                           </w:r>
                           <w:r>
                             <w:rPr>
@@ -935,7 +935,7 @@
         <mc:AlternateContent>
           <mc:Choice Requires="wpg">
             <w:drawing>
-              <wp:anchor distT="0" distB="0" distL="114300" distR="114300" simplePos="0" relativeHeight="251666432" behindDoc="0" locked="0" layoutInCell="1" allowOverlap="1" wp14:anchorId="00ADC235" wp14:editId="598F1AE3">
+              <wp:anchor distT="0" distB="0" distL="114300" distR="114300" simplePos="0" relativeHeight="251666432" behindDoc="0" locked="0" layoutInCell="1" allowOverlap="1" wp14:anchorId="00ADC235" wp14:editId="5E14E0B9">
                 <wp:simplePos x="0" y="0"/>
                 <wp:positionH relativeFrom="margin">
                   <wp:align>center</wp:align>
@@ -1051,7 +1051,7 @@
                                     <w:szCs w:val="24"/>
                                     <w:u w:val="single"/>
                                   </w:rPr>
-                                  <w:t>51074</w:t>
+                                  <w:t>510</w:t>
                                 </w:r>
                                 <w:r>
                                   <w:rPr>
@@ -1061,7 +1061,7 @@
                                     <w:szCs w:val="24"/>
                                     <w:u w:val="single"/>
                                   </w:rPr>
-                                  <w:t>7</w:t>
+                                  <w:t>813</w:t>
                                 </w:r>
                                 <w:r>
                                   <w:rPr>
@@ -1293,7 +1293,7 @@
                                     <w:szCs w:val="24"/>
                                     <w:u w:val="single"/>
                                   </w:rPr>
-                                  <w:t>51074</w:t>
+                                  <w:t>510</w:t>
                                 </w:r>
                                 <w:r>
                                   <w:rPr>
@@ -1303,7 +1303,7 @@
                                     <w:szCs w:val="24"/>
                                     <w:u w:val="single"/>
                                   </w:rPr>
-                                  <w:t>8</w:t>
+                                  <w:t>818</w:t>
                                 </w:r>
                                 <w:r>
                                   <w:rPr>
@@ -1486,7 +1486,7 @@
                               <w:szCs w:val="24"/>
                               <w:u w:val="single"/>
                             </w:rPr>
-                            <w:t>51074</w:t>
+                            <w:t>510</w:t>
                           </w:r>
                           <w:r>
                             <w:rPr>
@@ -1496,7 +1496,7 @@
                               <w:szCs w:val="24"/>
                               <w:u w:val="single"/>
                             </w:rPr>
-                            <w:t>7</w:t>
+                            <w:t>813</w:t>
                           </w:r>
                           <w:r>
                             <w:rPr>
@@ -1664,7 +1664,7 @@
                               <w:szCs w:val="24"/>
                               <w:u w:val="single"/>
                             </w:rPr>
-                            <w:t>51074</w:t>
+                            <w:t>510</w:t>
                           </w:r>
                           <w:r>
                             <w:rPr>
@@ -1674,7 +1674,7 @@
                               <w:szCs w:val="24"/>
                               <w:u w:val="single"/>
                             </w:rPr>
-                            <w:t>8</w:t>
+                            <w:t>818</w:t>
                           </w:r>
                           <w:r>
                             <w:rPr>
